--- a/6_semester/МСПИСИТ/4 лр/МСПИСИТ-ЛР4-В16-ШаповаловаДС-4329.docx
+++ b/6_semester/МСПИСИТ/4 лр/МСПИСИТ-ЛР4-В16-ШаповаловаДС-4329.docx
@@ -2398,16 +2398,6 @@
           <w:szCs w:val="24"/>
         </w:rPr>
       </w:pPr>
-    </w:p>
-    <w:p>
-      <w:pPr>
-        <w:jc w:val="left"/>
-        <w:rPr>
-          <w:rFonts w:ascii="Times New Roman" w:hAnsi="Times New Roman" w:cs="Times New Roman"/>
-          <w:sz w:val="24"/>
-          <w:szCs w:val="24"/>
-        </w:rPr>
-      </w:pPr>
       <w:r>
         <w:rPr>
           <w:rFonts w:ascii="Times New Roman" w:hAnsi="Times New Roman" w:cs="Times New Roman"/>
@@ -2954,7 +2944,6 @@
           <w:rFonts w:ascii="Times New Roman" w:hAnsi="Times New Roman" w:cs="Times New Roman"/>
           <w:sz w:val="24"/>
           <w:szCs w:val="24"/>
-          <w:lang w:val="en-US"/>
         </w:rPr>
       </w:pPr>
       <w:r>
@@ -2966,16 +2955,6 @@
         </w:rPr>
         <w:t>GROUP BY d.name</w:t>
       </w:r>
-    </w:p>
-    <w:p>
-      <w:pPr>
-        <w:rPr>
-          <w:rFonts w:ascii="Times New Roman" w:hAnsi="Times New Roman" w:cs="Times New Roman"/>
-          <w:sz w:val="24"/>
-          <w:szCs w:val="24"/>
-          <w:lang w:val="en-US"/>
-        </w:rPr>
-      </w:pPr>
     </w:p>
     <w:p>
       <w:pPr>
@@ -3250,9 +3229,9 @@
           <w14:ligatures w14:val="standardContextual"/>
         </w:rPr>
         <w:drawing>
-          <wp:inline distT="0" distB="0" distL="0" distR="0" wp14:anchorId="434A657E" wp14:editId="26E3EB45">
-            <wp:extent cx="5940425" cy="1256030"/>
-            <wp:effectExtent l="0" t="0" r="3175" b="1270"/>
+          <wp:inline distT="0" distB="0" distL="0" distR="0" wp14:anchorId="434A657E" wp14:editId="575BC660">
+            <wp:extent cx="3005138" cy="635400"/>
+            <wp:effectExtent l="0" t="0" r="5080" b="0"/>
             <wp:docPr id="1075234909" name="Рисунок 1" descr="P94#yIS1"/>
             <wp:cNvGraphicFramePr>
               <a:graphicFrameLocks xmlns:a="http://schemas.openxmlformats.org/drawingml/2006/main" noChangeAspect="1"/>
@@ -3273,7 +3252,7 @@
                   <pic:spPr>
                     <a:xfrm>
                       <a:off x="0" y="0"/>
-                      <a:ext cx="5940425" cy="1256030"/>
+                      <a:ext cx="3143848" cy="664728"/>
                     </a:xfrm>
                     <a:prstGeom prst="rect">
                       <a:avLst/>
@@ -3302,7 +3281,6 @@
           <w:sz w:val="24"/>
           <w:szCs w:val="24"/>
         </w:rPr>
-        <w:lastRenderedPageBreak/>
         <w:t xml:space="preserve">Рисунок </w:t>
       </w:r>
       <w:r>
@@ -3345,15 +3323,6 @@
         </w:rPr>
         <w:t xml:space="preserve"> с минимальной ценой квм</w:t>
       </w:r>
-    </w:p>
-    <w:p>
-      <w:pPr>
-        <w:rPr>
-          <w:rFonts w:ascii="Times New Roman" w:hAnsi="Times New Roman" w:cs="Times New Roman"/>
-          <w:sz w:val="24"/>
-          <w:szCs w:val="24"/>
-        </w:rPr>
-      </w:pPr>
     </w:p>
     <w:p>
       <w:pPr>
